--- a/tk_rf/input_sample/Трудовой договор.docx
+++ b/tk_rf/input_sample/Трудовой договор.docx
@@ -1,6 +1,6 @@
 
 <file path=word/document.xml><?xml version="1.0" encoding="utf-8"?>
-<w:document xmlns:wpc="http://schemas.microsoft.com/office/word/2010/wordprocessingCanvas" xmlns:cx="http://schemas.microsoft.com/office/drawing/2014/chartex" xmlns:cx1="http://schemas.microsoft.com/office/drawing/2015/9/8/chartex" xmlns:cx2="http://schemas.microsoft.com/office/drawing/2015/10/21/chartex" xmlns:cx3="http://schemas.microsoft.com/office/drawing/2016/5/9/chartex" xmlns:cx4="http://schemas.microsoft.com/office/drawing/2016/5/10/chartex" xmlns:cx5="http://schemas.microsoft.com/office/drawing/2016/5/11/chartex" xmlns:cx6="http://schemas.microsoft.com/office/drawing/2016/5/12/chartex" xmlns:cx7="http://schemas.microsoft.com/office/drawing/2016/5/13/chartex" xmlns:cx8="http://schemas.microsoft.com/office/drawing/2016/5/14/chartex" xmlns:mc="http://schemas.openxmlformats.org/markup-compatibility/2006" xmlns:aink="http://schemas.microsoft.com/office/drawing/2016/ink" xmlns:am3d="http://schemas.microsoft.com/office/drawing/2017/model3d" xmlns:o="urn:schemas-microsoft-com:office:office" xmlns:oel="http://schemas.microsoft.com/office/2019/extlst" xmlns:r="http://schemas.openxmlformats.org/officeDocument/2006/relationships" xmlns:m="http://schemas.openxmlformats.org/officeDocument/2006/math" xmlns:v="urn:schemas-microsoft-com:vml" xmlns:wp14="http://schemas.microsoft.com/office/word/2010/wordprocessingDrawing" xmlns:wp="http://schemas.openxmlformats.org/drawingml/2006/wordprocessingDrawing" xmlns:w10="urn:schemas-microsoft-com:office:word" xmlns:w="http://schemas.openxmlformats.org/wordprocessingml/2006/main" xmlns:w14="http://schemas.microsoft.com/office/word/2010/wordml" xmlns:w15="http://schemas.microsoft.com/office/word/2012/wordml" xmlns:w16cex="http://schemas.microsoft.com/office/word/2018/wordml/cex" xmlns:w16cid="http://schemas.microsoft.com/office/word/2016/wordml/cid" xmlns:w16="http://schemas.microsoft.com/office/word/2018/wordml" xmlns:w16du="http://schemas.microsoft.com/office/word/2023/wordml/word16du" xmlns:w16sdtdh="http://schemas.microsoft.com/office/word/2020/wordml/sdtdatahash" xmlns:w16sdtfl="http://schemas.microsoft.com/office/word/2024/wordml/sdtformatlock" xmlns:w16se="http://schemas.microsoft.com/office/word/2015/wordml/symex" xmlns:wpg="http://schemas.microsoft.com/office/word/2010/wordprocessingGroup" xmlns:wpi="http://schemas.microsoft.com/office/word/2010/wordprocessingInk" xmlns:wne="http://schemas.microsoft.com/office/word/2006/wordml" xmlns:wps="http://schemas.microsoft.com/office/word/2010/wordprocessingShape" mc:Ignorable="w14 w15 w16se w16cid w16 w16cex w16sdtdh w16sdtfl w16du wp14">
+<w:document xmlns:wpc="http://schemas.microsoft.com/office/word/2010/wordprocessingCanvas" xmlns:cx="http://schemas.microsoft.com/office/drawing/2014/chartex" xmlns:cx1="http://schemas.microsoft.com/office/drawing/2015/9/8/chartex" xmlns:cx2="http://schemas.microsoft.com/office/drawing/2015/10/21/chartex" xmlns:cx3="http://schemas.microsoft.com/office/drawing/2016/5/9/chartex" xmlns:cx4="http://schemas.microsoft.com/office/drawing/2016/5/10/chartex" xmlns:cx5="http://schemas.microsoft.com/office/drawing/2016/5/11/chartex" xmlns:cx6="http://schemas.microsoft.com/office/drawing/2016/5/12/chartex" xmlns:cx7="http://schemas.microsoft.com/office/drawing/2016/5/13/chartex" xmlns:cx8="http://schemas.microsoft.com/office/drawing/2016/5/14/chartex" xmlns:mc="http://schemas.openxmlformats.org/markup-compatibility/2006" xmlns:aink="http://schemas.microsoft.com/office/drawing/2016/ink" xmlns:am3d="http://schemas.microsoft.com/office/drawing/2017/model3d" xmlns:o="urn:schemas-microsoft-com:office:office" xmlns:r="http://schemas.openxmlformats.org/officeDocument/2006/relationships" xmlns:m="http://schemas.openxmlformats.org/officeDocument/2006/math" xmlns:v="urn:schemas-microsoft-com:vml" xmlns:wp14="http://schemas.microsoft.com/office/word/2010/wordprocessingDrawing" xmlns:wp="http://schemas.openxmlformats.org/drawingml/2006/wordprocessingDrawing" xmlns:w10="urn:schemas-microsoft-com:office:word" xmlns:w="http://schemas.openxmlformats.org/wordprocessingml/2006/main" xmlns:w14="http://schemas.microsoft.com/office/word/2010/wordml" xmlns:w15="http://schemas.microsoft.com/office/word/2012/wordml" xmlns:w16cex="http://schemas.microsoft.com/office/word/2018/wordml/cex" xmlns:w16cid="http://schemas.microsoft.com/office/word/2016/wordml/cid" xmlns:w16="http://schemas.microsoft.com/office/word/2018/wordml" xmlns:w16sdtdh="http://schemas.microsoft.com/office/word/2020/wordml/sdtdatahash" xmlns:w16se="http://schemas.microsoft.com/office/word/2015/wordml/symex" xmlns:wpg="http://schemas.microsoft.com/office/word/2010/wordprocessingGroup" xmlns:wpi="http://schemas.microsoft.com/office/word/2010/wordprocessingInk" xmlns:wne="http://schemas.microsoft.com/office/word/2006/wordml" xmlns:wps="http://schemas.microsoft.com/office/word/2010/wordprocessingShape" mc:Ignorable="w14 w15 w16se w16cid w16 w16cex w16sdtdh wp14">
   <w:body>
     <w:p>
       <w:pPr>
@@ -938,8 +938,6 @@
       <w:r>
         <w:rPr>
           <w:rStyle w:val="af4"/>
-          <w:sz w:val="22"/>
-          <w:szCs w:val="22"/>
         </w:rPr>
         <w:commentReference w:id="0"/>
       </w:r>
@@ -2212,9 +2210,7 @@
       <w:r>
         <w:rPr>
           <w:rStyle w:val="af4"/>
-          <w:spacing w:val="-3"/>
-          <w:sz w:val="22"/>
-          <w:szCs w:val="22"/>
+          <w:lang w:eastAsia="ar-SA"/>
         </w:rPr>
         <w:commentReference w:id="1"/>
       </w:r>
@@ -4700,33 +4696,34 @@
               <w:rPr>
                 <w:u w:val="single"/>
               </w:rPr>
-              <w:t>:</w:t>
-            </w:r>
-            <w:r>
-              <w:rPr>
-                <w:u w:val="single"/>
-              </w:rPr>
-              <w:t xml:space="preserve"> </w:t>
-            </w:r>
-            <w:r>
-              <w:rPr>
-                <w:u w:val="single"/>
-              </w:rPr>
-              <w:t>{UfCrm31769529717766}</w:t>
-            </w:r>
-            <w:r>
-              <w:rPr>
-                <w:u w:val="single"/>
-                <w:lang w:val="en-US"/>
+              <w:t xml:space="preserve">: </w:t>
+            </w:r>
+            <w:r>
+              <w:rPr>
+                <w:color w:val="FF0000"/>
+                <w:u w:val="single"/>
+              </w:rPr>
+              <w:t xml:space="preserve">&lt;Адрес </w:t>
+            </w:r>
+            <w:r>
+              <w:rPr>
+                <w:color w:val="FF0000"/>
+                <w:u w:val="single"/>
+              </w:rPr>
+              <w:t>по прописке</w:t>
+            </w:r>
+            <w:r>
+              <w:rPr>
+                <w:color w:val="FF0000"/>
+                <w:u w:val="single"/>
+              </w:rPr>
+              <w:t>&gt;</w:t>
+            </w:r>
+            <w:r>
+              <w:rPr>
+                <w:u w:val="single"/>
               </w:rPr>
               <w:t>;</w:t>
-            </w:r>
-            <w:r>
-              <w:rPr>
-                <w:color w:val="FF0000"/>
-                <w:u w:val="single"/>
-              </w:rPr>
-              <w:t xml:space="preserve"> </w:t>
             </w:r>
           </w:p>
           <w:p>
@@ -5290,7 +5287,7 @@
 </file>
 
 <file path=word/comments.xml><?xml version="1.0" encoding="utf-8"?>
-<w:comments xmlns:wpc="http://schemas.microsoft.com/office/word/2010/wordprocessingCanvas" xmlns:cx="http://schemas.microsoft.com/office/drawing/2014/chartex" xmlns:cx1="http://schemas.microsoft.com/office/drawing/2015/9/8/chartex" xmlns:cx2="http://schemas.microsoft.com/office/drawing/2015/10/21/chartex" xmlns:cx3="http://schemas.microsoft.com/office/drawing/2016/5/9/chartex" xmlns:cx4="http://schemas.microsoft.com/office/drawing/2016/5/10/chartex" xmlns:cx5="http://schemas.microsoft.com/office/drawing/2016/5/11/chartex" xmlns:cx6="http://schemas.microsoft.com/office/drawing/2016/5/12/chartex" xmlns:cx7="http://schemas.microsoft.com/office/drawing/2016/5/13/chartex" xmlns:cx8="http://schemas.microsoft.com/office/drawing/2016/5/14/chartex" xmlns:mc="http://schemas.openxmlformats.org/markup-compatibility/2006" xmlns:aink="http://schemas.microsoft.com/office/drawing/2016/ink" xmlns:am3d="http://schemas.microsoft.com/office/drawing/2017/model3d" xmlns:o="urn:schemas-microsoft-com:office:office" xmlns:oel="http://schemas.microsoft.com/office/2019/extlst" xmlns:r="http://schemas.openxmlformats.org/officeDocument/2006/relationships" xmlns:m="http://schemas.openxmlformats.org/officeDocument/2006/math" xmlns:v="urn:schemas-microsoft-com:vml" xmlns:wp14="http://schemas.microsoft.com/office/word/2010/wordprocessingDrawing" xmlns:wp="http://schemas.openxmlformats.org/drawingml/2006/wordprocessingDrawing" xmlns:w10="urn:schemas-microsoft-com:office:word" xmlns:w="http://schemas.openxmlformats.org/wordprocessingml/2006/main" xmlns:w14="http://schemas.microsoft.com/office/word/2010/wordml" xmlns:w15="http://schemas.microsoft.com/office/word/2012/wordml" xmlns:w16cex="http://schemas.microsoft.com/office/word/2018/wordml/cex" xmlns:w16cid="http://schemas.microsoft.com/office/word/2016/wordml/cid" xmlns:w16="http://schemas.microsoft.com/office/word/2018/wordml" xmlns:w16du="http://schemas.microsoft.com/office/word/2023/wordml/word16du" xmlns:w16sdtdh="http://schemas.microsoft.com/office/word/2020/wordml/sdtdatahash" xmlns:w16sdtfl="http://schemas.microsoft.com/office/word/2024/wordml/sdtformatlock" xmlns:w16se="http://schemas.microsoft.com/office/word/2015/wordml/symex" xmlns:wpg="http://schemas.microsoft.com/office/word/2010/wordprocessingGroup" xmlns:wpi="http://schemas.microsoft.com/office/word/2010/wordprocessingInk" xmlns:wne="http://schemas.microsoft.com/office/word/2006/wordml" xmlns:wps="http://schemas.microsoft.com/office/word/2010/wordprocessingShape" mc:Ignorable="w14 w15 w16se w16cid w16 w16cex w16sdtdh w16sdtfl w16du wp14">
+<w:comments xmlns:wpc="http://schemas.microsoft.com/office/word/2010/wordprocessingCanvas" xmlns:cx="http://schemas.microsoft.com/office/drawing/2014/chartex" xmlns:cx1="http://schemas.microsoft.com/office/drawing/2015/9/8/chartex" xmlns:cx2="http://schemas.microsoft.com/office/drawing/2015/10/21/chartex" xmlns:cx3="http://schemas.microsoft.com/office/drawing/2016/5/9/chartex" xmlns:cx4="http://schemas.microsoft.com/office/drawing/2016/5/10/chartex" xmlns:cx5="http://schemas.microsoft.com/office/drawing/2016/5/11/chartex" xmlns:cx6="http://schemas.microsoft.com/office/drawing/2016/5/12/chartex" xmlns:cx7="http://schemas.microsoft.com/office/drawing/2016/5/13/chartex" xmlns:cx8="http://schemas.microsoft.com/office/drawing/2016/5/14/chartex" xmlns:mc="http://schemas.openxmlformats.org/markup-compatibility/2006" xmlns:aink="http://schemas.microsoft.com/office/drawing/2016/ink" xmlns:am3d="http://schemas.microsoft.com/office/drawing/2017/model3d" xmlns:o="urn:schemas-microsoft-com:office:office" xmlns:r="http://schemas.openxmlformats.org/officeDocument/2006/relationships" xmlns:m="http://schemas.openxmlformats.org/officeDocument/2006/math" xmlns:v="urn:schemas-microsoft-com:vml" xmlns:wp14="http://schemas.microsoft.com/office/word/2010/wordprocessingDrawing" xmlns:wp="http://schemas.openxmlformats.org/drawingml/2006/wordprocessingDrawing" xmlns:w10="urn:schemas-microsoft-com:office:word" xmlns:w="http://schemas.openxmlformats.org/wordprocessingml/2006/main" xmlns:w14="http://schemas.microsoft.com/office/word/2010/wordml" xmlns:w15="http://schemas.microsoft.com/office/word/2012/wordml" xmlns:w16cex="http://schemas.microsoft.com/office/word/2018/wordml/cex" xmlns:w16cid="http://schemas.microsoft.com/office/word/2016/wordml/cid" xmlns:w16="http://schemas.microsoft.com/office/word/2018/wordml" xmlns:w16sdtdh="http://schemas.microsoft.com/office/word/2020/wordml/sdtdatahash" xmlns:w16se="http://schemas.microsoft.com/office/word/2015/wordml/symex" xmlns:wpg="http://schemas.microsoft.com/office/word/2010/wordprocessingGroup" xmlns:wpi="http://schemas.microsoft.com/office/word/2010/wordprocessingInk" xmlns:wne="http://schemas.microsoft.com/office/word/2006/wordml" xmlns:wps="http://schemas.microsoft.com/office/word/2010/wordprocessingShape" mc:Ignorable="w14 w15 w16se w16cid w16 w16cex w16sdtdh wp14">
   <w:comment w:id="0" w:author="Никита Купцов" w:date="2025-11-24T14:23:00Z" w:initials="НК">
     <w:p>
       <w:pPr>
@@ -5327,28 +5324,28 @@
 </file>
 
 <file path=word/commentsExtended.xml><?xml version="1.0" encoding="utf-8"?>
-<w15:commentsEx xmlns:wpc="http://schemas.microsoft.com/office/word/2010/wordprocessingCanvas" xmlns:cx="http://schemas.microsoft.com/office/drawing/2014/chartex" xmlns:cx1="http://schemas.microsoft.com/office/drawing/2015/9/8/chartex" xmlns:cx2="http://schemas.microsoft.com/office/drawing/2015/10/21/chartex" xmlns:cx3="http://schemas.microsoft.com/office/drawing/2016/5/9/chartex" xmlns:cx4="http://schemas.microsoft.com/office/drawing/2016/5/10/chartex" xmlns:cx5="http://schemas.microsoft.com/office/drawing/2016/5/11/chartex" xmlns:cx6="http://schemas.microsoft.com/office/drawing/2016/5/12/chartex" xmlns:cx7="http://schemas.microsoft.com/office/drawing/2016/5/13/chartex" xmlns:cx8="http://schemas.microsoft.com/office/drawing/2016/5/14/chartex" xmlns:mc="http://schemas.openxmlformats.org/markup-compatibility/2006" xmlns:aink="http://schemas.microsoft.com/office/drawing/2016/ink" xmlns:am3d="http://schemas.microsoft.com/office/drawing/2017/model3d" xmlns:o="urn:schemas-microsoft-com:office:office" xmlns:oel="http://schemas.microsoft.com/office/2019/extlst" xmlns:r="http://schemas.openxmlformats.org/officeDocument/2006/relationships" xmlns:m="http://schemas.openxmlformats.org/officeDocument/2006/math" xmlns:v="urn:schemas-microsoft-com:vml" xmlns:wp14="http://schemas.microsoft.com/office/word/2010/wordprocessingDrawing" xmlns:wp="http://schemas.openxmlformats.org/drawingml/2006/wordprocessingDrawing" xmlns:w10="urn:schemas-microsoft-com:office:word" xmlns:w="http://schemas.openxmlformats.org/wordprocessingml/2006/main" xmlns:w14="http://schemas.microsoft.com/office/word/2010/wordml" xmlns:w15="http://schemas.microsoft.com/office/word/2012/wordml" xmlns:w16cex="http://schemas.microsoft.com/office/word/2018/wordml/cex" xmlns:w16cid="http://schemas.microsoft.com/office/word/2016/wordml/cid" xmlns:w16="http://schemas.microsoft.com/office/word/2018/wordml" xmlns:w16du="http://schemas.microsoft.com/office/word/2023/wordml/word16du" xmlns:w16sdtdh="http://schemas.microsoft.com/office/word/2020/wordml/sdtdatahash" xmlns:w16sdtfl="http://schemas.microsoft.com/office/word/2024/wordml/sdtformatlock" xmlns:w16se="http://schemas.microsoft.com/office/word/2015/wordml/symex" xmlns:wpg="http://schemas.microsoft.com/office/word/2010/wordprocessingGroup" xmlns:wpi="http://schemas.microsoft.com/office/word/2010/wordprocessingInk" xmlns:wne="http://schemas.microsoft.com/office/word/2006/wordml" xmlns:wps="http://schemas.microsoft.com/office/word/2010/wordprocessingShape" mc:Ignorable="w14 w15 w16se w16cid w16 w16cex w16sdtdh w16sdtfl w16du wp14">
+<w15:commentsEx xmlns:wpc="http://schemas.microsoft.com/office/word/2010/wordprocessingCanvas" xmlns:cx="http://schemas.microsoft.com/office/drawing/2014/chartex" xmlns:cx1="http://schemas.microsoft.com/office/drawing/2015/9/8/chartex" xmlns:cx2="http://schemas.microsoft.com/office/drawing/2015/10/21/chartex" xmlns:cx3="http://schemas.microsoft.com/office/drawing/2016/5/9/chartex" xmlns:cx4="http://schemas.microsoft.com/office/drawing/2016/5/10/chartex" xmlns:cx5="http://schemas.microsoft.com/office/drawing/2016/5/11/chartex" xmlns:cx6="http://schemas.microsoft.com/office/drawing/2016/5/12/chartex" xmlns:cx7="http://schemas.microsoft.com/office/drawing/2016/5/13/chartex" xmlns:cx8="http://schemas.microsoft.com/office/drawing/2016/5/14/chartex" xmlns:mc="http://schemas.openxmlformats.org/markup-compatibility/2006" xmlns:aink="http://schemas.microsoft.com/office/drawing/2016/ink" xmlns:am3d="http://schemas.microsoft.com/office/drawing/2017/model3d" xmlns:o="urn:schemas-microsoft-com:office:office" xmlns:r="http://schemas.openxmlformats.org/officeDocument/2006/relationships" xmlns:m="http://schemas.openxmlformats.org/officeDocument/2006/math" xmlns:v="urn:schemas-microsoft-com:vml" xmlns:wp14="http://schemas.microsoft.com/office/word/2010/wordprocessingDrawing" xmlns:wp="http://schemas.openxmlformats.org/drawingml/2006/wordprocessingDrawing" xmlns:w10="urn:schemas-microsoft-com:office:word" xmlns:w="http://schemas.openxmlformats.org/wordprocessingml/2006/main" xmlns:w14="http://schemas.microsoft.com/office/word/2010/wordml" xmlns:w15="http://schemas.microsoft.com/office/word/2012/wordml" xmlns:w16cex="http://schemas.microsoft.com/office/word/2018/wordml/cex" xmlns:w16cid="http://schemas.microsoft.com/office/word/2016/wordml/cid" xmlns:w16="http://schemas.microsoft.com/office/word/2018/wordml" xmlns:w16sdtdh="http://schemas.microsoft.com/office/word/2020/wordml/sdtdatahash" xmlns:w16se="http://schemas.microsoft.com/office/word/2015/wordml/symex" xmlns:wpg="http://schemas.microsoft.com/office/word/2010/wordprocessingGroup" xmlns:wpi="http://schemas.microsoft.com/office/word/2010/wordprocessingInk" xmlns:wne="http://schemas.microsoft.com/office/word/2006/wordml" xmlns:wps="http://schemas.microsoft.com/office/word/2010/wordprocessingShape" mc:Ignorable="w14 w15 w16se w16cid w16 w16cex w16sdtdh wp14">
   <w15:commentEx w15:paraId="03FADB7C" w15:done="0"/>
   <w15:commentEx w15:paraId="16F3F242" w15:done="0"/>
 </w15:commentsEx>
 </file>
 
 <file path=word/commentsExtensible.xml><?xml version="1.0" encoding="utf-8"?>
-<w16cex:commentsExtensible xmlns:wpc="http://schemas.microsoft.com/office/word/2010/wordprocessingCanvas" xmlns:cx="http://schemas.microsoft.com/office/drawing/2014/chartex" xmlns:cx1="http://schemas.microsoft.com/office/drawing/2015/9/8/chartex" xmlns:cx2="http://schemas.microsoft.com/office/drawing/2015/10/21/chartex" xmlns:cx3="http://schemas.microsoft.com/office/drawing/2016/5/9/chartex" xmlns:cx4="http://schemas.microsoft.com/office/drawing/2016/5/10/chartex" xmlns:cx5="http://schemas.microsoft.com/office/drawing/2016/5/11/chartex" xmlns:cx6="http://schemas.microsoft.com/office/drawing/2016/5/12/chartex" xmlns:cx7="http://schemas.microsoft.com/office/drawing/2016/5/13/chartex" xmlns:cx8="http://schemas.microsoft.com/office/drawing/2016/5/14/chartex" xmlns:cr="http://schemas.microsoft.com/office/comments/2020/reactions" xmlns:mc="http://schemas.openxmlformats.org/markup-compatibility/2006" xmlns:aink="http://schemas.microsoft.com/office/drawing/2016/ink" xmlns:am3d="http://schemas.microsoft.com/office/drawing/2017/model3d" xmlns:o="urn:schemas-microsoft-com:office:office" xmlns:oel="http://schemas.microsoft.com/office/2019/extlst" xmlns:r="http://schemas.openxmlformats.org/officeDocument/2006/relationships" xmlns:m="http://schemas.openxmlformats.org/officeDocument/2006/math" xmlns:v="urn:schemas-microsoft-com:vml" xmlns:wp14="http://schemas.microsoft.com/office/word/2010/wordprocessingDrawing" xmlns:wp="http://schemas.openxmlformats.org/drawingml/2006/wordprocessingDrawing" xmlns:w10="urn:schemas-microsoft-com:office:word" xmlns:w="http://schemas.openxmlformats.org/wordprocessingml/2006/main" xmlns:w14="http://schemas.microsoft.com/office/word/2010/wordml" xmlns:w15="http://schemas.microsoft.com/office/word/2012/wordml" xmlns:w16cex="http://schemas.microsoft.com/office/word/2018/wordml/cex" xmlns:w16cid="http://schemas.microsoft.com/office/word/2016/wordml/cid" xmlns:w16="http://schemas.microsoft.com/office/word/2018/wordml" xmlns:w16du="http://schemas.microsoft.com/office/word/2023/wordml/word16du" xmlns:w16sdtdh="http://schemas.microsoft.com/office/word/2020/wordml/sdtdatahash" xmlns:w16sdtfl="http://schemas.microsoft.com/office/word/2024/wordml/sdtformatlock" xmlns:w16se="http://schemas.microsoft.com/office/word/2015/wordml/symex" xmlns:wpg="http://schemas.microsoft.com/office/word/2010/wordprocessingGroup" xmlns:wpi="http://schemas.microsoft.com/office/word/2010/wordprocessingInk" xmlns:wne="http://schemas.microsoft.com/office/word/2006/wordml" xmlns:wps="http://schemas.microsoft.com/office/word/2010/wordprocessingShape" mc:Ignorable="w14 w15 w16se w16cid w16 w16cex w16sdtdh w16sdtfl cr w16du wp14">
+<w16cex:commentsExtensible xmlns:wpc="http://schemas.microsoft.com/office/word/2010/wordprocessingCanvas" xmlns:cx="http://schemas.microsoft.com/office/drawing/2014/chartex" xmlns:cx1="http://schemas.microsoft.com/office/drawing/2015/9/8/chartex" xmlns:cx2="http://schemas.microsoft.com/office/drawing/2015/10/21/chartex" xmlns:cx3="http://schemas.microsoft.com/office/drawing/2016/5/9/chartex" xmlns:cx4="http://schemas.microsoft.com/office/drawing/2016/5/10/chartex" xmlns:cx5="http://schemas.microsoft.com/office/drawing/2016/5/11/chartex" xmlns:cx6="http://schemas.microsoft.com/office/drawing/2016/5/12/chartex" xmlns:cx7="http://schemas.microsoft.com/office/drawing/2016/5/13/chartex" xmlns:cx8="http://schemas.microsoft.com/office/drawing/2016/5/14/chartex" xmlns:mc="http://schemas.openxmlformats.org/markup-compatibility/2006" xmlns:aink="http://schemas.microsoft.com/office/drawing/2016/ink" xmlns:am3d="http://schemas.microsoft.com/office/drawing/2017/model3d" xmlns:o="urn:schemas-microsoft-com:office:office" xmlns:r="http://schemas.openxmlformats.org/officeDocument/2006/relationships" xmlns:m="http://schemas.openxmlformats.org/officeDocument/2006/math" xmlns:v="urn:schemas-microsoft-com:vml" xmlns:wp14="http://schemas.microsoft.com/office/word/2010/wordprocessingDrawing" xmlns:wp="http://schemas.openxmlformats.org/drawingml/2006/wordprocessingDrawing" xmlns:w10="urn:schemas-microsoft-com:office:word" xmlns:w="http://schemas.openxmlformats.org/wordprocessingml/2006/main" xmlns:w14="http://schemas.microsoft.com/office/word/2010/wordml" xmlns:w15="http://schemas.microsoft.com/office/word/2012/wordml" xmlns:w16cex="http://schemas.microsoft.com/office/word/2018/wordml/cex" xmlns:w16cid="http://schemas.microsoft.com/office/word/2016/wordml/cid" xmlns:w16="http://schemas.microsoft.com/office/word/2018/wordml" xmlns:w16sdtdh="http://schemas.microsoft.com/office/word/2020/wordml/sdtdatahash" xmlns:w16se="http://schemas.microsoft.com/office/word/2015/wordml/symex" xmlns:wpg="http://schemas.microsoft.com/office/word/2010/wordprocessingGroup" xmlns:wpi="http://schemas.microsoft.com/office/word/2010/wordprocessingInk" xmlns:wne="http://schemas.microsoft.com/office/word/2006/wordml" xmlns:wps="http://schemas.microsoft.com/office/word/2010/wordprocessingShape" mc:Ignorable="w14 w15 w16se w16cid w16 w16cex w16sdtdh wp14">
   <w16cex:commentExtensible w16cex:durableId="2CCEE8F8" w16cex:dateUtc="2025-11-24T11:23:00Z"/>
   <w16cex:commentExtensible w16cex:durableId="2CCEE90F" w16cex:dateUtc="2025-11-24T11:24:00Z"/>
 </w16cex:commentsExtensible>
 </file>
 
 <file path=word/commentsIds.xml><?xml version="1.0" encoding="utf-8"?>
-<w16cid:commentsIds xmlns:wpc="http://schemas.microsoft.com/office/word/2010/wordprocessingCanvas" xmlns:cx="http://schemas.microsoft.com/office/drawing/2014/chartex" xmlns:cx1="http://schemas.microsoft.com/office/drawing/2015/9/8/chartex" xmlns:cx2="http://schemas.microsoft.com/office/drawing/2015/10/21/chartex" xmlns:cx3="http://schemas.microsoft.com/office/drawing/2016/5/9/chartex" xmlns:cx4="http://schemas.microsoft.com/office/drawing/2016/5/10/chartex" xmlns:cx5="http://schemas.microsoft.com/office/drawing/2016/5/11/chartex" xmlns:cx6="http://schemas.microsoft.com/office/drawing/2016/5/12/chartex" xmlns:cx7="http://schemas.microsoft.com/office/drawing/2016/5/13/chartex" xmlns:cx8="http://schemas.microsoft.com/office/drawing/2016/5/14/chartex" xmlns:mc="http://schemas.openxmlformats.org/markup-compatibility/2006" xmlns:aink="http://schemas.microsoft.com/office/drawing/2016/ink" xmlns:am3d="http://schemas.microsoft.com/office/drawing/2017/model3d" xmlns:o="urn:schemas-microsoft-com:office:office" xmlns:oel="http://schemas.microsoft.com/office/2019/extlst" xmlns:r="http://schemas.openxmlformats.org/officeDocument/2006/relationships" xmlns:m="http://schemas.openxmlformats.org/officeDocument/2006/math" xmlns:v="urn:schemas-microsoft-com:vml" xmlns:wp14="http://schemas.microsoft.com/office/word/2010/wordprocessingDrawing" xmlns:wp="http://schemas.openxmlformats.org/drawingml/2006/wordprocessingDrawing" xmlns:w10="urn:schemas-microsoft-com:office:word" xmlns:w="http://schemas.openxmlformats.org/wordprocessingml/2006/main" xmlns:w14="http://schemas.microsoft.com/office/word/2010/wordml" xmlns:w15="http://schemas.microsoft.com/office/word/2012/wordml" xmlns:w16cex="http://schemas.microsoft.com/office/word/2018/wordml/cex" xmlns:w16cid="http://schemas.microsoft.com/office/word/2016/wordml/cid" xmlns:w16="http://schemas.microsoft.com/office/word/2018/wordml" xmlns:w16du="http://schemas.microsoft.com/office/word/2023/wordml/word16du" xmlns:w16sdtdh="http://schemas.microsoft.com/office/word/2020/wordml/sdtdatahash" xmlns:w16sdtfl="http://schemas.microsoft.com/office/word/2024/wordml/sdtformatlock" xmlns:w16se="http://schemas.microsoft.com/office/word/2015/wordml/symex" xmlns:wpg="http://schemas.microsoft.com/office/word/2010/wordprocessingGroup" xmlns:wpi="http://schemas.microsoft.com/office/word/2010/wordprocessingInk" xmlns:wne="http://schemas.microsoft.com/office/word/2006/wordml" xmlns:wps="http://schemas.microsoft.com/office/word/2010/wordprocessingShape" mc:Ignorable="w14 w15 w16se w16cid w16 w16cex w16sdtdh w16sdtfl w16du wp14">
+<w16cid:commentsIds xmlns:wpc="http://schemas.microsoft.com/office/word/2010/wordprocessingCanvas" xmlns:cx="http://schemas.microsoft.com/office/drawing/2014/chartex" xmlns:cx1="http://schemas.microsoft.com/office/drawing/2015/9/8/chartex" xmlns:cx2="http://schemas.microsoft.com/office/drawing/2015/10/21/chartex" xmlns:cx3="http://schemas.microsoft.com/office/drawing/2016/5/9/chartex" xmlns:cx4="http://schemas.microsoft.com/office/drawing/2016/5/10/chartex" xmlns:cx5="http://schemas.microsoft.com/office/drawing/2016/5/11/chartex" xmlns:cx6="http://schemas.microsoft.com/office/drawing/2016/5/12/chartex" xmlns:cx7="http://schemas.microsoft.com/office/drawing/2016/5/13/chartex" xmlns:cx8="http://schemas.microsoft.com/office/drawing/2016/5/14/chartex" xmlns:mc="http://schemas.openxmlformats.org/markup-compatibility/2006" xmlns:aink="http://schemas.microsoft.com/office/drawing/2016/ink" xmlns:am3d="http://schemas.microsoft.com/office/drawing/2017/model3d" xmlns:o="urn:schemas-microsoft-com:office:office" xmlns:r="http://schemas.openxmlformats.org/officeDocument/2006/relationships" xmlns:m="http://schemas.openxmlformats.org/officeDocument/2006/math" xmlns:v="urn:schemas-microsoft-com:vml" xmlns:wp14="http://schemas.microsoft.com/office/word/2010/wordprocessingDrawing" xmlns:wp="http://schemas.openxmlformats.org/drawingml/2006/wordprocessingDrawing" xmlns:w10="urn:schemas-microsoft-com:office:word" xmlns:w="http://schemas.openxmlformats.org/wordprocessingml/2006/main" xmlns:w14="http://schemas.microsoft.com/office/word/2010/wordml" xmlns:w15="http://schemas.microsoft.com/office/word/2012/wordml" xmlns:w16cex="http://schemas.microsoft.com/office/word/2018/wordml/cex" xmlns:w16cid="http://schemas.microsoft.com/office/word/2016/wordml/cid" xmlns:w16="http://schemas.microsoft.com/office/word/2018/wordml" xmlns:w16sdtdh="http://schemas.microsoft.com/office/word/2020/wordml/sdtdatahash" xmlns:w16se="http://schemas.microsoft.com/office/word/2015/wordml/symex" xmlns:wpg="http://schemas.microsoft.com/office/word/2010/wordprocessingGroup" xmlns:wpi="http://schemas.microsoft.com/office/word/2010/wordprocessingInk" xmlns:wne="http://schemas.microsoft.com/office/word/2006/wordml" xmlns:wps="http://schemas.microsoft.com/office/word/2010/wordprocessingShape" mc:Ignorable="w14 w15 w16se w16cid w16 w16cex w16sdtdh wp14">
   <w16cid:commentId w16cid:paraId="03FADB7C" w16cid:durableId="2CCEE8F8"/>
   <w16cid:commentId w16cid:paraId="16F3F242" w16cid:durableId="2CCEE90F"/>
 </w16cid:commentsIds>
 </file>
 
 <file path=word/endnotes.xml><?xml version="1.0" encoding="utf-8"?>
-<w:endnotes xmlns:wpc="http://schemas.microsoft.com/office/word/2010/wordprocessingCanvas" xmlns:cx="http://schemas.microsoft.com/office/drawing/2014/chartex" xmlns:cx1="http://schemas.microsoft.com/office/drawing/2015/9/8/chartex" xmlns:cx2="http://schemas.microsoft.com/office/drawing/2015/10/21/chartex" xmlns:cx3="http://schemas.microsoft.com/office/drawing/2016/5/9/chartex" xmlns:cx4="http://schemas.microsoft.com/office/drawing/2016/5/10/chartex" xmlns:cx5="http://schemas.microsoft.com/office/drawing/2016/5/11/chartex" xmlns:cx6="http://schemas.microsoft.com/office/drawing/2016/5/12/chartex" xmlns:cx7="http://schemas.microsoft.com/office/drawing/2016/5/13/chartex" xmlns:cx8="http://schemas.microsoft.com/office/drawing/2016/5/14/chartex" xmlns:mc="http://schemas.openxmlformats.org/markup-compatibility/2006" xmlns:aink="http://schemas.microsoft.com/office/drawing/2016/ink" xmlns:am3d="http://schemas.microsoft.com/office/drawing/2017/model3d" xmlns:o="urn:schemas-microsoft-com:office:office" xmlns:oel="http://schemas.microsoft.com/office/2019/extlst" xmlns:r="http://schemas.openxmlformats.org/officeDocument/2006/relationships" xmlns:m="http://schemas.openxmlformats.org/officeDocument/2006/math" xmlns:v="urn:schemas-microsoft-com:vml" xmlns:wp14="http://schemas.microsoft.com/office/word/2010/wordprocessingDrawing" xmlns:wp="http://schemas.openxmlformats.org/drawingml/2006/wordprocessingDrawing" xmlns:w10="urn:schemas-microsoft-com:office:word" xmlns:w="http://schemas.openxmlformats.org/wordprocessingml/2006/main" xmlns:w14="http://schemas.microsoft.com/office/word/2010/wordml" xmlns:w15="http://schemas.microsoft.com/office/word/2012/wordml" xmlns:w16cex="http://schemas.microsoft.com/office/word/2018/wordml/cex" xmlns:w16cid="http://schemas.microsoft.com/office/word/2016/wordml/cid" xmlns:w16="http://schemas.microsoft.com/office/word/2018/wordml" xmlns:w16du="http://schemas.microsoft.com/office/word/2023/wordml/word16du" xmlns:w16sdtdh="http://schemas.microsoft.com/office/word/2020/wordml/sdtdatahash" xmlns:w16sdtfl="http://schemas.microsoft.com/office/word/2024/wordml/sdtformatlock" xmlns:w16se="http://schemas.microsoft.com/office/word/2015/wordml/symex" xmlns:wpg="http://schemas.microsoft.com/office/word/2010/wordprocessingGroup" xmlns:wpi="http://schemas.microsoft.com/office/word/2010/wordprocessingInk" xmlns:wne="http://schemas.microsoft.com/office/word/2006/wordml" xmlns:wps="http://schemas.microsoft.com/office/word/2010/wordprocessingShape" mc:Ignorable="w14 w15 w16se w16cid w16 w16cex w16sdtdh w16sdtfl w16du wp14">
+<w:endnotes xmlns:wpc="http://schemas.microsoft.com/office/word/2010/wordprocessingCanvas" xmlns:cx="http://schemas.microsoft.com/office/drawing/2014/chartex" xmlns:cx1="http://schemas.microsoft.com/office/drawing/2015/9/8/chartex" xmlns:cx2="http://schemas.microsoft.com/office/drawing/2015/10/21/chartex" xmlns:cx3="http://schemas.microsoft.com/office/drawing/2016/5/9/chartex" xmlns:cx4="http://schemas.microsoft.com/office/drawing/2016/5/10/chartex" xmlns:cx5="http://schemas.microsoft.com/office/drawing/2016/5/11/chartex" xmlns:cx6="http://schemas.microsoft.com/office/drawing/2016/5/12/chartex" xmlns:cx7="http://schemas.microsoft.com/office/drawing/2016/5/13/chartex" xmlns:cx8="http://schemas.microsoft.com/office/drawing/2016/5/14/chartex" xmlns:mc="http://schemas.openxmlformats.org/markup-compatibility/2006" xmlns:aink="http://schemas.microsoft.com/office/drawing/2016/ink" xmlns:am3d="http://schemas.microsoft.com/office/drawing/2017/model3d" xmlns:o="urn:schemas-microsoft-com:office:office" xmlns:r="http://schemas.openxmlformats.org/officeDocument/2006/relationships" xmlns:m="http://schemas.openxmlformats.org/officeDocument/2006/math" xmlns:v="urn:schemas-microsoft-com:vml" xmlns:wp14="http://schemas.microsoft.com/office/word/2010/wordprocessingDrawing" xmlns:wp="http://schemas.openxmlformats.org/drawingml/2006/wordprocessingDrawing" xmlns:w10="urn:schemas-microsoft-com:office:word" xmlns:w="http://schemas.openxmlformats.org/wordprocessingml/2006/main" xmlns:w14="http://schemas.microsoft.com/office/word/2010/wordml" xmlns:w15="http://schemas.microsoft.com/office/word/2012/wordml" xmlns:w16cex="http://schemas.microsoft.com/office/word/2018/wordml/cex" xmlns:w16cid="http://schemas.microsoft.com/office/word/2016/wordml/cid" xmlns:w16="http://schemas.microsoft.com/office/word/2018/wordml" xmlns:w16sdtdh="http://schemas.microsoft.com/office/word/2020/wordml/sdtdatahash" xmlns:w16se="http://schemas.microsoft.com/office/word/2015/wordml/symex" xmlns:wpg="http://schemas.microsoft.com/office/word/2010/wordprocessingGroup" xmlns:wpi="http://schemas.microsoft.com/office/word/2010/wordprocessingInk" xmlns:wne="http://schemas.microsoft.com/office/word/2006/wordml" xmlns:wps="http://schemas.microsoft.com/office/word/2010/wordprocessingShape" mc:Ignorable="w14 w15 w16se w16cid w16 w16cex w16sdtdh wp14">
   <w:endnote w:type="separator" w:id="-1">
     <w:p>
       <w:r>
@@ -5367,7 +5364,7 @@
 </file>
 
 <file path=word/footer1.xml><?xml version="1.0" encoding="utf-8"?>
-<w:ftr xmlns:wpc="http://schemas.microsoft.com/office/word/2010/wordprocessingCanvas" xmlns:cx="http://schemas.microsoft.com/office/drawing/2014/chartex" xmlns:cx1="http://schemas.microsoft.com/office/drawing/2015/9/8/chartex" xmlns:cx2="http://schemas.microsoft.com/office/drawing/2015/10/21/chartex" xmlns:cx3="http://schemas.microsoft.com/office/drawing/2016/5/9/chartex" xmlns:cx4="http://schemas.microsoft.com/office/drawing/2016/5/10/chartex" xmlns:cx5="http://schemas.microsoft.com/office/drawing/2016/5/11/chartex" xmlns:cx6="http://schemas.microsoft.com/office/drawing/2016/5/12/chartex" xmlns:cx7="http://schemas.microsoft.com/office/drawing/2016/5/13/chartex" xmlns:cx8="http://schemas.microsoft.com/office/drawing/2016/5/14/chartex" xmlns:mc="http://schemas.openxmlformats.org/markup-compatibility/2006" xmlns:aink="http://schemas.microsoft.com/office/drawing/2016/ink" xmlns:am3d="http://schemas.microsoft.com/office/drawing/2017/model3d" xmlns:o="urn:schemas-microsoft-com:office:office" xmlns:oel="http://schemas.microsoft.com/office/2019/extlst" xmlns:r="http://schemas.openxmlformats.org/officeDocument/2006/relationships" xmlns:m="http://schemas.openxmlformats.org/officeDocument/2006/math" xmlns:v="urn:schemas-microsoft-com:vml" xmlns:wp14="http://schemas.microsoft.com/office/word/2010/wordprocessingDrawing" xmlns:wp="http://schemas.openxmlformats.org/drawingml/2006/wordprocessingDrawing" xmlns:w10="urn:schemas-microsoft-com:office:word" xmlns:w="http://schemas.openxmlformats.org/wordprocessingml/2006/main" xmlns:w14="http://schemas.microsoft.com/office/word/2010/wordml" xmlns:w15="http://schemas.microsoft.com/office/word/2012/wordml" xmlns:w16cex="http://schemas.microsoft.com/office/word/2018/wordml/cex" xmlns:w16cid="http://schemas.microsoft.com/office/word/2016/wordml/cid" xmlns:w16="http://schemas.microsoft.com/office/word/2018/wordml" xmlns:w16du="http://schemas.microsoft.com/office/word/2023/wordml/word16du" xmlns:w16sdtdh="http://schemas.microsoft.com/office/word/2020/wordml/sdtdatahash" xmlns:w16sdtfl="http://schemas.microsoft.com/office/word/2024/wordml/sdtformatlock" xmlns:w16se="http://schemas.microsoft.com/office/word/2015/wordml/symex" xmlns:wpg="http://schemas.microsoft.com/office/word/2010/wordprocessingGroup" xmlns:wpi="http://schemas.microsoft.com/office/word/2010/wordprocessingInk" xmlns:wne="http://schemas.microsoft.com/office/word/2006/wordml" xmlns:wps="http://schemas.microsoft.com/office/word/2010/wordprocessingShape" mc:Ignorable="w14 w15 w16se w16cid w16 w16cex w16sdtdh w16sdtfl w16du wp14">
+<w:ftr xmlns:wpc="http://schemas.microsoft.com/office/word/2010/wordprocessingCanvas" xmlns:cx="http://schemas.microsoft.com/office/drawing/2014/chartex" xmlns:cx1="http://schemas.microsoft.com/office/drawing/2015/9/8/chartex" xmlns:cx2="http://schemas.microsoft.com/office/drawing/2015/10/21/chartex" xmlns:cx3="http://schemas.microsoft.com/office/drawing/2016/5/9/chartex" xmlns:cx4="http://schemas.microsoft.com/office/drawing/2016/5/10/chartex" xmlns:cx5="http://schemas.microsoft.com/office/drawing/2016/5/11/chartex" xmlns:cx6="http://schemas.microsoft.com/office/drawing/2016/5/12/chartex" xmlns:cx7="http://schemas.microsoft.com/office/drawing/2016/5/13/chartex" xmlns:cx8="http://schemas.microsoft.com/office/drawing/2016/5/14/chartex" xmlns:mc="http://schemas.openxmlformats.org/markup-compatibility/2006" xmlns:aink="http://schemas.microsoft.com/office/drawing/2016/ink" xmlns:am3d="http://schemas.microsoft.com/office/drawing/2017/model3d" xmlns:o="urn:schemas-microsoft-com:office:office" xmlns:r="http://schemas.openxmlformats.org/officeDocument/2006/relationships" xmlns:m="http://schemas.openxmlformats.org/officeDocument/2006/math" xmlns:v="urn:schemas-microsoft-com:vml" xmlns:wp14="http://schemas.microsoft.com/office/word/2010/wordprocessingDrawing" xmlns:wp="http://schemas.openxmlformats.org/drawingml/2006/wordprocessingDrawing" xmlns:w10="urn:schemas-microsoft-com:office:word" xmlns:w="http://schemas.openxmlformats.org/wordprocessingml/2006/main" xmlns:w14="http://schemas.microsoft.com/office/word/2010/wordml" xmlns:w15="http://schemas.microsoft.com/office/word/2012/wordml" xmlns:w16cex="http://schemas.microsoft.com/office/word/2018/wordml/cex" xmlns:w16cid="http://schemas.microsoft.com/office/word/2016/wordml/cid" xmlns:w16="http://schemas.microsoft.com/office/word/2018/wordml" xmlns:w16sdtdh="http://schemas.microsoft.com/office/word/2020/wordml/sdtdatahash" xmlns:w16se="http://schemas.microsoft.com/office/word/2015/wordml/symex" xmlns:wpg="http://schemas.microsoft.com/office/word/2010/wordprocessingGroup" xmlns:wpi="http://schemas.microsoft.com/office/word/2010/wordprocessingInk" xmlns:wne="http://schemas.microsoft.com/office/word/2006/wordml" xmlns:wps="http://schemas.microsoft.com/office/word/2010/wordprocessingShape" mc:Ignorable="w14 w15 w16se w16cid w16 w16cex w16sdtdh wp14">
   <w:sdt>
     <w:sdtPr>
       <w:id w:val="852457793"/>
@@ -5376,6 +5373,7 @@
         <w:docPartUnique/>
       </w:docPartObj>
     </w:sdtPr>
+    <w:sdtEndPr/>
     <w:sdtContent>
       <w:p>
         <w:pPr>
@@ -5404,7 +5402,7 @@
 </file>
 
 <file path=word/footnotes.xml><?xml version="1.0" encoding="utf-8"?>
-<w:footnotes xmlns:wpc="http://schemas.microsoft.com/office/word/2010/wordprocessingCanvas" xmlns:cx="http://schemas.microsoft.com/office/drawing/2014/chartex" xmlns:cx1="http://schemas.microsoft.com/office/drawing/2015/9/8/chartex" xmlns:cx2="http://schemas.microsoft.com/office/drawing/2015/10/21/chartex" xmlns:cx3="http://schemas.microsoft.com/office/drawing/2016/5/9/chartex" xmlns:cx4="http://schemas.microsoft.com/office/drawing/2016/5/10/chartex" xmlns:cx5="http://schemas.microsoft.com/office/drawing/2016/5/11/chartex" xmlns:cx6="http://schemas.microsoft.com/office/drawing/2016/5/12/chartex" xmlns:cx7="http://schemas.microsoft.com/office/drawing/2016/5/13/chartex" xmlns:cx8="http://schemas.microsoft.com/office/drawing/2016/5/14/chartex" xmlns:mc="http://schemas.openxmlformats.org/markup-compatibility/2006" xmlns:aink="http://schemas.microsoft.com/office/drawing/2016/ink" xmlns:am3d="http://schemas.microsoft.com/office/drawing/2017/model3d" xmlns:o="urn:schemas-microsoft-com:office:office" xmlns:oel="http://schemas.microsoft.com/office/2019/extlst" xmlns:r="http://schemas.openxmlformats.org/officeDocument/2006/relationships" xmlns:m="http://schemas.openxmlformats.org/officeDocument/2006/math" xmlns:v="urn:schemas-microsoft-com:vml" xmlns:wp14="http://schemas.microsoft.com/office/word/2010/wordprocessingDrawing" xmlns:wp="http://schemas.openxmlformats.org/drawingml/2006/wordprocessingDrawing" xmlns:w10="urn:schemas-microsoft-com:office:word" xmlns:w="http://schemas.openxmlformats.org/wordprocessingml/2006/main" xmlns:w14="http://schemas.microsoft.com/office/word/2010/wordml" xmlns:w15="http://schemas.microsoft.com/office/word/2012/wordml" xmlns:w16cex="http://schemas.microsoft.com/office/word/2018/wordml/cex" xmlns:w16cid="http://schemas.microsoft.com/office/word/2016/wordml/cid" xmlns:w16="http://schemas.microsoft.com/office/word/2018/wordml" xmlns:w16du="http://schemas.microsoft.com/office/word/2023/wordml/word16du" xmlns:w16sdtdh="http://schemas.microsoft.com/office/word/2020/wordml/sdtdatahash" xmlns:w16sdtfl="http://schemas.microsoft.com/office/word/2024/wordml/sdtformatlock" xmlns:w16se="http://schemas.microsoft.com/office/word/2015/wordml/symex" xmlns:wpg="http://schemas.microsoft.com/office/word/2010/wordprocessingGroup" xmlns:wpi="http://schemas.microsoft.com/office/word/2010/wordprocessingInk" xmlns:wne="http://schemas.microsoft.com/office/word/2006/wordml" xmlns:wps="http://schemas.microsoft.com/office/word/2010/wordprocessingShape" mc:Ignorable="w14 w15 w16se w16cid w16 w16cex w16sdtdh w16sdtfl w16du wp14">
+<w:footnotes xmlns:wpc="http://schemas.microsoft.com/office/word/2010/wordprocessingCanvas" xmlns:cx="http://schemas.microsoft.com/office/drawing/2014/chartex" xmlns:cx1="http://schemas.microsoft.com/office/drawing/2015/9/8/chartex" xmlns:cx2="http://schemas.microsoft.com/office/drawing/2015/10/21/chartex" xmlns:cx3="http://schemas.microsoft.com/office/drawing/2016/5/9/chartex" xmlns:cx4="http://schemas.microsoft.com/office/drawing/2016/5/10/chartex" xmlns:cx5="http://schemas.microsoft.com/office/drawing/2016/5/11/chartex" xmlns:cx6="http://schemas.microsoft.com/office/drawing/2016/5/12/chartex" xmlns:cx7="http://schemas.microsoft.com/office/drawing/2016/5/13/chartex" xmlns:cx8="http://schemas.microsoft.com/office/drawing/2016/5/14/chartex" xmlns:mc="http://schemas.openxmlformats.org/markup-compatibility/2006" xmlns:aink="http://schemas.microsoft.com/office/drawing/2016/ink" xmlns:am3d="http://schemas.microsoft.com/office/drawing/2017/model3d" xmlns:o="urn:schemas-microsoft-com:office:office" xmlns:r="http://schemas.openxmlformats.org/officeDocument/2006/relationships" xmlns:m="http://schemas.openxmlformats.org/officeDocument/2006/math" xmlns:v="urn:schemas-microsoft-com:vml" xmlns:wp14="http://schemas.microsoft.com/office/word/2010/wordprocessingDrawing" xmlns:wp="http://schemas.openxmlformats.org/drawingml/2006/wordprocessingDrawing" xmlns:w10="urn:schemas-microsoft-com:office:word" xmlns:w="http://schemas.openxmlformats.org/wordprocessingml/2006/main" xmlns:w14="http://schemas.microsoft.com/office/word/2010/wordml" xmlns:w15="http://schemas.microsoft.com/office/word/2012/wordml" xmlns:w16cex="http://schemas.microsoft.com/office/word/2018/wordml/cex" xmlns:w16cid="http://schemas.microsoft.com/office/word/2016/wordml/cid" xmlns:w16="http://schemas.microsoft.com/office/word/2018/wordml" xmlns:w16sdtdh="http://schemas.microsoft.com/office/word/2020/wordml/sdtdatahash" xmlns:w16se="http://schemas.microsoft.com/office/word/2015/wordml/symex" xmlns:wpg="http://schemas.microsoft.com/office/word/2010/wordprocessingGroup" xmlns:wpi="http://schemas.microsoft.com/office/word/2010/wordprocessingInk" xmlns:wne="http://schemas.microsoft.com/office/word/2006/wordml" xmlns:wps="http://schemas.microsoft.com/office/word/2010/wordprocessingShape" mc:Ignorable="w14 w15 w16se w16cid w16 w16cex w16sdtdh wp14">
   <w:footnote w:type="separator" w:id="-1">
     <w:p>
       <w:r>
@@ -5423,7 +5421,7 @@
 </file>
 
 <file path=word/numbering.xml><?xml version="1.0" encoding="utf-8"?>
-<w:numbering xmlns:wpc="http://schemas.microsoft.com/office/word/2010/wordprocessingCanvas" xmlns:cx="http://schemas.microsoft.com/office/drawing/2014/chartex" xmlns:cx1="http://schemas.microsoft.com/office/drawing/2015/9/8/chartex" xmlns:cx2="http://schemas.microsoft.com/office/drawing/2015/10/21/chartex" xmlns:cx3="http://schemas.microsoft.com/office/drawing/2016/5/9/chartex" xmlns:cx4="http://schemas.microsoft.com/office/drawing/2016/5/10/chartex" xmlns:cx5="http://schemas.microsoft.com/office/drawing/2016/5/11/chartex" xmlns:cx6="http://schemas.microsoft.com/office/drawing/2016/5/12/chartex" xmlns:cx7="http://schemas.microsoft.com/office/drawing/2016/5/13/chartex" xmlns:cx8="http://schemas.microsoft.com/office/drawing/2016/5/14/chartex" xmlns:mc="http://schemas.openxmlformats.org/markup-compatibility/2006" xmlns:aink="http://schemas.microsoft.com/office/drawing/2016/ink" xmlns:am3d="http://schemas.microsoft.com/office/drawing/2017/model3d" xmlns:o="urn:schemas-microsoft-com:office:office" xmlns:oel="http://schemas.microsoft.com/office/2019/extlst" xmlns:r="http://schemas.openxmlformats.org/officeDocument/2006/relationships" xmlns:m="http://schemas.openxmlformats.org/officeDocument/2006/math" xmlns:v="urn:schemas-microsoft-com:vml" xmlns:wp14="http://schemas.microsoft.com/office/word/2010/wordprocessingDrawing" xmlns:wp="http://schemas.openxmlformats.org/drawingml/2006/wordprocessingDrawing" xmlns:w10="urn:schemas-microsoft-com:office:word" xmlns:w="http://schemas.openxmlformats.org/wordprocessingml/2006/main" xmlns:w14="http://schemas.microsoft.com/office/word/2010/wordml" xmlns:w15="http://schemas.microsoft.com/office/word/2012/wordml" xmlns:w16cex="http://schemas.microsoft.com/office/word/2018/wordml/cex" xmlns:w16cid="http://schemas.microsoft.com/office/word/2016/wordml/cid" xmlns:w16="http://schemas.microsoft.com/office/word/2018/wordml" xmlns:w16du="http://schemas.microsoft.com/office/word/2023/wordml/word16du" xmlns:w16sdtdh="http://schemas.microsoft.com/office/word/2020/wordml/sdtdatahash" xmlns:w16sdtfl="http://schemas.microsoft.com/office/word/2024/wordml/sdtformatlock" xmlns:w16se="http://schemas.microsoft.com/office/word/2015/wordml/symex" xmlns:wpg="http://schemas.microsoft.com/office/word/2010/wordprocessingGroup" xmlns:wpi="http://schemas.microsoft.com/office/word/2010/wordprocessingInk" xmlns:wne="http://schemas.microsoft.com/office/word/2006/wordml" xmlns:wps="http://schemas.microsoft.com/office/word/2010/wordprocessingShape" mc:Ignorable="w14 w15 w16se w16cid w16 w16cex w16sdtdh w16sdtfl w16du wp14">
+<w:numbering xmlns:wpc="http://schemas.microsoft.com/office/word/2010/wordprocessingCanvas" xmlns:cx="http://schemas.microsoft.com/office/drawing/2014/chartex" xmlns:cx1="http://schemas.microsoft.com/office/drawing/2015/9/8/chartex" xmlns:cx2="http://schemas.microsoft.com/office/drawing/2015/10/21/chartex" xmlns:cx3="http://schemas.microsoft.com/office/drawing/2016/5/9/chartex" xmlns:cx4="http://schemas.microsoft.com/office/drawing/2016/5/10/chartex" xmlns:cx5="http://schemas.microsoft.com/office/drawing/2016/5/11/chartex" xmlns:cx6="http://schemas.microsoft.com/office/drawing/2016/5/12/chartex" xmlns:cx7="http://schemas.microsoft.com/office/drawing/2016/5/13/chartex" xmlns:cx8="http://schemas.microsoft.com/office/drawing/2016/5/14/chartex" xmlns:mc="http://schemas.openxmlformats.org/markup-compatibility/2006" xmlns:aink="http://schemas.microsoft.com/office/drawing/2016/ink" xmlns:am3d="http://schemas.microsoft.com/office/drawing/2017/model3d" xmlns:o="urn:schemas-microsoft-com:office:office" xmlns:r="http://schemas.openxmlformats.org/officeDocument/2006/relationships" xmlns:m="http://schemas.openxmlformats.org/officeDocument/2006/math" xmlns:v="urn:schemas-microsoft-com:vml" xmlns:wp14="http://schemas.microsoft.com/office/word/2010/wordprocessingDrawing" xmlns:wp="http://schemas.openxmlformats.org/drawingml/2006/wordprocessingDrawing" xmlns:w10="urn:schemas-microsoft-com:office:word" xmlns:w="http://schemas.openxmlformats.org/wordprocessingml/2006/main" xmlns:w14="http://schemas.microsoft.com/office/word/2010/wordml" xmlns:w15="http://schemas.microsoft.com/office/word/2012/wordml" xmlns:w16cex="http://schemas.microsoft.com/office/word/2018/wordml/cex" xmlns:w16cid="http://schemas.microsoft.com/office/word/2016/wordml/cid" xmlns:w16="http://schemas.microsoft.com/office/word/2018/wordml" xmlns:w16sdtdh="http://schemas.microsoft.com/office/word/2020/wordml/sdtdatahash" xmlns:w16se="http://schemas.microsoft.com/office/word/2015/wordml/symex" xmlns:wpg="http://schemas.microsoft.com/office/word/2010/wordprocessingGroup" xmlns:wpi="http://schemas.microsoft.com/office/word/2010/wordprocessingInk" xmlns:wne="http://schemas.microsoft.com/office/word/2006/wordml" xmlns:wps="http://schemas.microsoft.com/office/word/2010/wordprocessingShape" mc:Ignorable="w14 w15 w16se w16cid w16 w16cex w16sdtdh wp14">
   <w:abstractNum w:abstractNumId="0" w15:restartNumberingAfterBreak="0">
     <w:nsid w:val="00000001"/>
     <w:multiLevelType w:val="singleLevel"/>
@@ -6830,86 +6828,86 @@
       </w:pPr>
     </w:lvl>
   </w:abstractNum>
-  <w:num w:numId="1" w16cid:durableId="1061750972">
+  <w:num w:numId="1">
     <w:abstractNumId w:val="0"/>
   </w:num>
-  <w:num w:numId="2" w16cid:durableId="568996813">
+  <w:num w:numId="2">
     <w:abstractNumId w:val="1"/>
   </w:num>
-  <w:num w:numId="3" w16cid:durableId="633411141">
+  <w:num w:numId="3">
     <w:abstractNumId w:val="2"/>
   </w:num>
-  <w:num w:numId="4" w16cid:durableId="824973350">
+  <w:num w:numId="4">
     <w:abstractNumId w:val="3"/>
   </w:num>
-  <w:num w:numId="5" w16cid:durableId="273250506">
+  <w:num w:numId="5">
     <w:abstractNumId w:val="4"/>
   </w:num>
-  <w:num w:numId="6" w16cid:durableId="1599871511">
+  <w:num w:numId="6">
     <w:abstractNumId w:val="5"/>
   </w:num>
-  <w:num w:numId="7" w16cid:durableId="1938709756">
+  <w:num w:numId="7">
     <w:abstractNumId w:val="6"/>
   </w:num>
-  <w:num w:numId="8" w16cid:durableId="1071659299">
+  <w:num w:numId="8">
     <w:abstractNumId w:val="7"/>
   </w:num>
-  <w:num w:numId="9" w16cid:durableId="174734446">
+  <w:num w:numId="9">
     <w:abstractNumId w:val="9"/>
   </w:num>
-  <w:num w:numId="10" w16cid:durableId="1685745945">
+  <w:num w:numId="10">
     <w:abstractNumId w:val="10"/>
   </w:num>
-  <w:num w:numId="11" w16cid:durableId="550531965">
+  <w:num w:numId="11">
     <w:abstractNumId w:val="12"/>
   </w:num>
-  <w:num w:numId="12" w16cid:durableId="553927019">
+  <w:num w:numId="12">
     <w:abstractNumId w:val="2"/>
   </w:num>
-  <w:num w:numId="13" w16cid:durableId="1234436228">
+  <w:num w:numId="13">
     <w:abstractNumId w:val="3"/>
   </w:num>
-  <w:num w:numId="14" w16cid:durableId="1081216854">
+  <w:num w:numId="14">
     <w:abstractNumId w:val="13"/>
   </w:num>
-  <w:num w:numId="15" w16cid:durableId="500782152">
+  <w:num w:numId="15">
     <w:abstractNumId w:val="8"/>
   </w:num>
-  <w:num w:numId="16" w16cid:durableId="1030181978">
+  <w:num w:numId="16">
     <w:abstractNumId w:val="14"/>
   </w:num>
-  <w:num w:numId="17" w16cid:durableId="790368877">
+  <w:num w:numId="17">
     <w:abstractNumId w:val="16"/>
   </w:num>
-  <w:num w:numId="18" w16cid:durableId="1840146589">
+  <w:num w:numId="18">
     <w:abstractNumId w:val="11"/>
   </w:num>
-  <w:num w:numId="19" w16cid:durableId="1958217471">
+  <w:num w:numId="19">
     <w:abstractNumId w:val="11"/>
   </w:num>
-  <w:num w:numId="20" w16cid:durableId="618225411">
+  <w:num w:numId="20">
     <w:abstractNumId w:val="0"/>
     <w:lvlOverride w:ilvl="0">
       <w:startOverride w:val="1"/>
     </w:lvlOverride>
   </w:num>
-  <w:num w:numId="21" w16cid:durableId="1799832403">
+  <w:num w:numId="21">
     <w:abstractNumId w:val="11"/>
   </w:num>
-  <w:num w:numId="22" w16cid:durableId="1036808247">
+  <w:num w:numId="22">
     <w:abstractNumId w:val="11"/>
   </w:num>
-  <w:num w:numId="23" w16cid:durableId="348875724">
+  <w:num w:numId="23">
     <w:abstractNumId w:val="11"/>
   </w:num>
-  <w:num w:numId="24" w16cid:durableId="746925374">
+  <w:num w:numId="24">
     <w:abstractNumId w:val="15"/>
   </w:num>
 </w:numbering>
 </file>
 
 <file path=word/people.xml><?xml version="1.0" encoding="utf-8"?>
-<w15:people xmlns:wpc="http://schemas.microsoft.com/office/word/2010/wordprocessingCanvas" xmlns:cx="http://schemas.microsoft.com/office/drawing/2014/chartex" xmlns:cx1="http://schemas.microsoft.com/office/drawing/2015/9/8/chartex" xmlns:cx2="http://schemas.microsoft.com/office/drawing/2015/10/21/chartex" xmlns:cx3="http://schemas.microsoft.com/office/drawing/2016/5/9/chartex" xmlns:cx4="http://schemas.microsoft.com/office/drawing/2016/5/10/chartex" xmlns:cx5="http://schemas.microsoft.com/office/drawing/2016/5/11/chartex" xmlns:cx6="http://schemas.microsoft.com/office/drawing/2016/5/12/chartex" xmlns:cx7="http://schemas.microsoft.com/office/drawing/2016/5/13/chartex" xmlns:cx8="http://schemas.microsoft.com/office/drawing/2016/5/14/chartex" xmlns:mc="http://schemas.openxmlformats.org/markup-compatibility/2006" xmlns:aink="http://schemas.microsoft.com/office/drawing/2016/ink" xmlns:am3d="http://schemas.microsoft.com/office/drawing/2017/model3d" xmlns:o="urn:schemas-microsoft-com:office:office" xmlns:oel="http://schemas.microsoft.com/office/2019/extlst" xmlns:r="http://schemas.openxmlformats.org/officeDocument/2006/relationships" xmlns:m="http://schemas.openxmlformats.org/officeDocument/2006/math" xmlns:v="urn:schemas-microsoft-com:vml" xmlns:wp14="http://schemas.microsoft.com/office/word/2010/wordprocessingDrawing" xmlns:wp="http://schemas.openxmlformats.org/drawingml/2006/wordprocessingDrawing" xmlns:w10="urn:schemas-microsoft-com:office:word" xmlns:w="http://schemas.openxmlformats.org/wordprocessingml/2006/main" xmlns:w14="http://schemas.microsoft.com/office/word/2010/wordml" xmlns:w15="http://schemas.microsoft.com/office/word/2012/wordml" xmlns:w16cex="http://schemas.microsoft.com/office/word/2018/wordml/cex" xmlns:w16cid="http://schemas.microsoft.com/office/word/2016/wordml/cid" xmlns:w16="http://schemas.microsoft.com/office/word/2018/wordml" xmlns:w16du="http://schemas.microsoft.com/office/word/2023/wordml/word16du" xmlns:w16sdtdh="http://schemas.microsoft.com/office/word/2020/wordml/sdtdatahash" xmlns:w16sdtfl="http://schemas.microsoft.com/office/word/2024/wordml/sdtformatlock" xmlns:w16se="http://schemas.microsoft.com/office/word/2015/wordml/symex" xmlns:wpg="http://schemas.microsoft.com/office/word/2010/wordprocessingGroup" xmlns:wpi="http://schemas.microsoft.com/office/word/2010/wordprocessingInk" xmlns:wne="http://schemas.microsoft.com/office/word/2006/wordml" xmlns:wps="http://schemas.microsoft.com/office/word/2010/wordprocessingShape" mc:Ignorable="w14 w15 w16se w16cid w16 w16cex w16sdtdh w16sdtfl w16du wp14">
+<w15:people xmlns:wpc="http://schemas.microsoft.com/office/word/2010/wordprocessingCanvas" xmlns:cx="http://schemas.microsoft.com/office/drawing/2014/chartex" xmlns:cx1="http://schemas.microsoft.com/office/drawing/2015/9/8/chartex" xmlns:cx2="http://schemas.microsoft.com/office/drawing/2015/10/21/chartex" xmlns:cx3="http://schemas.microsoft.com/office/drawing/2016/5/9/chartex" xmlns:cx4="http://schemas.microsoft.com/office/drawing/2016/5/10/chartex" xmlns:cx5="http://schemas.microsoft.com/office/drawing/2016/5/11/chartex" xmlns:cx6="http://schemas.microsoft.com/office/drawing/2016/5/12/chartex" xmlns:cx7="http://schemas.microsoft.com/office/drawing/2016/5/13/chartex" xmlns:cx8="http://schemas.microsoft.com/office/drawing/2016/5/14/chartex" xmlns:mc="http://schemas.openxmlformats.org/markup-compatibility/2006" xmlns:aink="http://schemas.microsoft.com/office/drawing/2016/ink" xmlns:am3d="http://schemas.microsoft.com/office/drawing/2017/model3d" xmlns:o="urn:schemas-microsoft-com:office:office" xmlns:r="http://schemas.openxmlformats.org/officeDocument/2006/relationships" xmlns:m="http://schemas.openxmlformats.org/officeDocument/2006/math" xmlns:v="urn:schemas-microsoft-com:vml" xmlns:wp14="http://schemas.microsoft.com/office/word/2010/wordprocessingDrawing" xmlns:wp="http://schemas.openxmlformats.org/drawingml/2006/wordprocessingDrawing" xmlns:w10="urn:schemas-microsoft-com:office:word" xmlns:w="http://schemas.openxmlformats.org/wordprocessingml/2006/main" xmlns:w14="http://schemas.microsoft.com/office/word/2010/wordml" xmlns:w15="http://schemas.microsoft.com/office/word/2012/wordml" xmlns:w16cex="http://schemas.microsoft.com/office/word/2018/wordml/cex" xmlns:w16cid="http://schemas.microsoft.com/office/word/2016/wordml/cid" xmlns:w16="http://schemas.microsoft.com/office/word/2018/wordml" xmlns:w16sdtdh="http://schemas.microsoft.com/office/word/2020/wordml/sdtdatahash" xmlns:w16se="http://schemas.microsoft.com/office/word/2015/wordml/symex" xmlns:wpg="http://schemas.microsoft.com/office/word/2010/wordprocessingGroup" xmlns:wpi="http://schemas.microsoft.com/office/word/2010/wordprocessingInk" xmlns:wne="http://schemas.microsoft.com/office/word/2006/wordml" xmlns:wps="http://schemas.microsoft.com/office/word/2010/wordprocessingShape" mc:Ignorable="w14 w15 w16se w16cid w16 w16cex w16sdtdh wp14">
   <w15:person w15:author="Никита Купцов">
     <w15:presenceInfo w15:providerId="AD" w15:userId="S-1-5-21-1166033005-1823184052-1766266114-1381"/>
   </w15:person>
@@ -6917,7 +6915,7 @@
 </file>
 
 <file path=word/styles.xml><?xml version="1.0" encoding="utf-8"?>
-<w:styles xmlns:mc="http://schemas.openxmlformats.org/markup-compatibility/2006" xmlns:r="http://schemas.openxmlformats.org/officeDocument/2006/relationships" xmlns:w="http://schemas.openxmlformats.org/wordprocessingml/2006/main" xmlns:w14="http://schemas.microsoft.com/office/word/2010/wordml" xmlns:w15="http://schemas.microsoft.com/office/word/2012/wordml" xmlns:w16cex="http://schemas.microsoft.com/office/word/2018/wordml/cex" xmlns:w16cid="http://schemas.microsoft.com/office/word/2016/wordml/cid" xmlns:w16="http://schemas.microsoft.com/office/word/2018/wordml" xmlns:w16du="http://schemas.microsoft.com/office/word/2023/wordml/word16du" xmlns:w16sdtdh="http://schemas.microsoft.com/office/word/2020/wordml/sdtdatahash" xmlns:w16sdtfl="http://schemas.microsoft.com/office/word/2024/wordml/sdtformatlock" xmlns:w16se="http://schemas.microsoft.com/office/word/2015/wordml/symex" mc:Ignorable="w14 w15 w16se w16cid w16 w16cex w16sdtdh w16sdtfl w16du">
+<w:styles xmlns:mc="http://schemas.openxmlformats.org/markup-compatibility/2006" xmlns:r="http://schemas.openxmlformats.org/officeDocument/2006/relationships" xmlns:w="http://schemas.openxmlformats.org/wordprocessingml/2006/main" xmlns:w14="http://schemas.microsoft.com/office/word/2010/wordml" xmlns:w15="http://schemas.microsoft.com/office/word/2012/wordml" xmlns:w16cex="http://schemas.microsoft.com/office/word/2018/wordml/cex" xmlns:w16cid="http://schemas.microsoft.com/office/word/2016/wordml/cid" xmlns:w16="http://schemas.microsoft.com/office/word/2018/wordml" xmlns:w16sdtdh="http://schemas.microsoft.com/office/word/2020/wordml/sdtdatahash" xmlns:w16se="http://schemas.microsoft.com/office/word/2015/wordml/symex" mc:Ignorable="w14 w15 w16se w16cid w16 w16cex w16sdtdh">
   <w:docDefaults>
     <w:rPrDefault>
       <w:rPr>
@@ -7347,6 +7345,7 @@
   <w:style w:type="character" w:default="1" w:styleId="a0">
     <w:name w:val="Default Paragraph Font"/>
     <w:uiPriority w:val="1"/>
+    <w:semiHidden/>
     <w:unhideWhenUsed/>
   </w:style>
   <w:style w:type="table" w:default="1" w:styleId="a1">
